--- a/Prototipos/Prototipo Baja Fidelidad/PlantillaPrototipo.docx
+++ b/Prototipos/Prototipo Baja Fidelidad/PlantillaPrototipo.docx
@@ -7,14 +7,17 @@
         <w:jc w:val="center"/>
       </w:pPr>
       <w:r>
+        <w:rPr>
+          <w:noProof/>
+        </w:rPr>
         <w:drawing>
-          <wp:anchor distT="0" distB="0" distL="114300" distR="114300" simplePos="0" relativeHeight="251665408" behindDoc="0" locked="0" layoutInCell="1" allowOverlap="1" wp14:anchorId="07A7CEC1" wp14:editId="6ED903F4">
+          <wp:anchor distT="0" distB="0" distL="114300" distR="114300" simplePos="0" relativeHeight="251665408" behindDoc="0" locked="0" layoutInCell="1" allowOverlap="1" wp14:anchorId="07A7CEC1" wp14:editId="190DFF07">
             <wp:simplePos x="0" y="0"/>
             <wp:positionH relativeFrom="margin">
-              <wp:posOffset>670323</wp:posOffset>
+              <wp:posOffset>669925</wp:posOffset>
             </wp:positionH>
             <wp:positionV relativeFrom="margin">
-              <wp:posOffset>1270</wp:posOffset>
+              <wp:posOffset>-107912</wp:posOffset>
             </wp:positionV>
             <wp:extent cx="5400040" cy="1125220"/>
             <wp:effectExtent l="0" t="0" r="0" b="0"/>
@@ -74,18 +77,18 @@
       </w:pPr>
       <w:r>
         <w:drawing>
-          <wp:anchor distT="0" distB="0" distL="114300" distR="114300" simplePos="0" relativeHeight="251664384" behindDoc="0" locked="0" layoutInCell="1" allowOverlap="1" wp14:anchorId="07E496FE" wp14:editId="343CB991">
+          <wp:anchor distT="0" distB="0" distL="114300" distR="114300" simplePos="0" relativeHeight="251672576" behindDoc="0" locked="0" layoutInCell="1" allowOverlap="1" wp14:anchorId="6A103260" wp14:editId="5011A172">
             <wp:simplePos x="0" y="0"/>
             <wp:positionH relativeFrom="margin">
-              <wp:posOffset>667840</wp:posOffset>
+              <wp:posOffset>526963</wp:posOffset>
             </wp:positionH>
             <wp:positionV relativeFrom="margin">
-              <wp:posOffset>5717540</wp:posOffset>
+              <wp:posOffset>1127040</wp:posOffset>
             </wp:positionV>
-            <wp:extent cx="5400040" cy="3157855"/>
-            <wp:effectExtent l="0" t="0" r="0" b="4445"/>
+            <wp:extent cx="5580000" cy="3535027"/>
+            <wp:effectExtent l="0" t="0" r="1905" b="8890"/>
             <wp:wrapSquare wrapText="bothSides"/>
-            <wp:docPr id="544974259" name="Imagen 1"/>
+            <wp:docPr id="514767387" name="Imagen 1"/>
             <wp:cNvGraphicFramePr>
               <a:graphicFrameLocks xmlns:a="http://schemas.openxmlformats.org/drawingml/2006/main" noChangeAspect="1"/>
             </wp:cNvGraphicFramePr>
@@ -93,7 +96,7 @@
               <a:graphicData uri="http://schemas.openxmlformats.org/drawingml/2006/picture">
                 <pic:pic xmlns:pic="http://schemas.openxmlformats.org/drawingml/2006/picture">
                   <pic:nvPicPr>
-                    <pic:cNvPr id="544974259" name=""/>
+                    <pic:cNvPr id="514767387" name=""/>
                     <pic:cNvPicPr/>
                   </pic:nvPicPr>
                   <pic:blipFill>
@@ -111,7 +114,7 @@
                   <pic:spPr>
                     <a:xfrm>
                       <a:off x="0" y="0"/>
-                      <a:ext cx="5400040" cy="3157855"/>
+                      <a:ext cx="5580000" cy="3535027"/>
                     </a:xfrm>
                     <a:prstGeom prst="rect">
                       <a:avLst/>
@@ -120,23 +123,31 @@
                 </pic:pic>
               </a:graphicData>
             </a:graphic>
+            <wp14:sizeRelH relativeFrom="margin">
+              <wp14:pctWidth>0</wp14:pctWidth>
+            </wp14:sizeRelH>
+            <wp14:sizeRelV relativeFrom="margin">
+              <wp14:pctHeight>0</wp14:pctHeight>
+            </wp14:sizeRelV>
           </wp:anchor>
         </w:drawing>
       </w:r>
+    </w:p>
+    <w:p>
       <w:r>
         <w:drawing>
-          <wp:anchor distT="0" distB="0" distL="114300" distR="114300" simplePos="0" relativeHeight="251671552" behindDoc="0" locked="0" layoutInCell="1" allowOverlap="1" wp14:anchorId="78BB856F" wp14:editId="7B35EBB4">
+          <wp:anchor distT="0" distB="0" distL="114300" distR="114300" simplePos="0" relativeHeight="251671552" behindDoc="0" locked="0" layoutInCell="1" allowOverlap="1" wp14:anchorId="0AB13C4C" wp14:editId="2A26C589">
             <wp:simplePos x="0" y="0"/>
             <wp:positionH relativeFrom="margin">
-              <wp:posOffset>683914</wp:posOffset>
+              <wp:posOffset>525117</wp:posOffset>
             </wp:positionH>
             <wp:positionV relativeFrom="margin">
-              <wp:posOffset>1517015</wp:posOffset>
+              <wp:posOffset>5488940</wp:posOffset>
             </wp:positionV>
-            <wp:extent cx="5400040" cy="3157855"/>
-            <wp:effectExtent l="0" t="0" r="0" b="4445"/>
+            <wp:extent cx="5580000" cy="3534819"/>
+            <wp:effectExtent l="0" t="0" r="1905" b="8890"/>
             <wp:wrapSquare wrapText="bothSides"/>
-            <wp:docPr id="684451246" name="Imagen 1"/>
+            <wp:docPr id="1200469759" name="Imagen 1"/>
             <wp:cNvGraphicFramePr>
               <a:graphicFrameLocks xmlns:a="http://schemas.openxmlformats.org/drawingml/2006/main" noChangeAspect="1"/>
             </wp:cNvGraphicFramePr>
@@ -144,7 +155,7 @@
               <a:graphicData uri="http://schemas.openxmlformats.org/drawingml/2006/picture">
                 <pic:pic xmlns:pic="http://schemas.openxmlformats.org/drawingml/2006/picture">
                   <pic:nvPicPr>
-                    <pic:cNvPr id="684451246" name=""/>
+                    <pic:cNvPr id="1200469759" name=""/>
                     <pic:cNvPicPr/>
                   </pic:nvPicPr>
                   <pic:blipFill>
@@ -162,7 +173,7 @@
                   <pic:spPr>
                     <a:xfrm>
                       <a:off x="0" y="0"/>
-                      <a:ext cx="5400040" cy="3157855"/>
+                      <a:ext cx="5580000" cy="3534819"/>
                     </a:xfrm>
                     <a:prstGeom prst="rect">
                       <a:avLst/>
@@ -171,6 +182,12 @@
                 </pic:pic>
               </a:graphicData>
             </a:graphic>
+            <wp14:sizeRelH relativeFrom="margin">
+              <wp14:pctWidth>0</wp14:pctWidth>
+            </wp14:sizeRelH>
+            <wp14:sizeRelV relativeFrom="margin">
+              <wp14:pctHeight>0</wp14:pctHeight>
+            </wp14:sizeRelV>
           </wp:anchor>
         </w:drawing>
       </w:r>
@@ -181,13 +198,76 @@
         <mc:AlternateContent>
           <mc:Choice Requires="wps">
             <w:drawing>
-              <wp:anchor distT="0" distB="0" distL="114300" distR="114300" simplePos="0" relativeHeight="251670528" behindDoc="0" locked="0" layoutInCell="1" allowOverlap="1" wp14:anchorId="1CFCFF7B" wp14:editId="152B13A8">
+              <wp:anchor distT="0" distB="0" distL="114300" distR="114300" simplePos="0" relativeHeight="251668480" behindDoc="0" locked="0" layoutInCell="1" allowOverlap="1" wp14:anchorId="68E5FC4E" wp14:editId="1823E4CB">
+                <wp:simplePos x="0" y="0"/>
+                <wp:positionH relativeFrom="column">
+                  <wp:posOffset>0</wp:posOffset>
+                </wp:positionH>
+                <wp:positionV relativeFrom="paragraph">
+                  <wp:posOffset>4230370</wp:posOffset>
+                </wp:positionV>
+                <wp:extent cx="6629400" cy="0"/>
+                <wp:effectExtent l="0" t="0" r="0" b="0"/>
+                <wp:wrapNone/>
+                <wp:docPr id="142502236" name="Conector recto 2"/>
+                <wp:cNvGraphicFramePr/>
+                <a:graphic xmlns:a="http://schemas.openxmlformats.org/drawingml/2006/main">
+                  <a:graphicData uri="http://schemas.microsoft.com/office/word/2010/wordprocessingShape">
+                    <wps:wsp>
+                      <wps:cNvCnPr/>
+                      <wps:spPr>
+                        <a:xfrm>
+                          <a:off x="0" y="0"/>
+                          <a:ext cx="6629400" cy="0"/>
+                        </a:xfrm>
+                        <a:prstGeom prst="line">
+                          <a:avLst/>
+                        </a:prstGeom>
+                      </wps:spPr>
+                      <wps:style>
+                        <a:lnRef idx="1">
+                          <a:schemeClr val="accent1"/>
+                        </a:lnRef>
+                        <a:fillRef idx="0">
+                          <a:schemeClr val="accent1"/>
+                        </a:fillRef>
+                        <a:effectRef idx="0">
+                          <a:schemeClr val="accent1"/>
+                        </a:effectRef>
+                        <a:fontRef idx="minor">
+                          <a:schemeClr val="tx1"/>
+                        </a:fontRef>
+                      </wps:style>
+                      <wps:bodyPr/>
+                    </wps:wsp>
+                  </a:graphicData>
+                </a:graphic>
+              </wp:anchor>
+            </w:drawing>
+          </mc:Choice>
+          <mc:Fallback>
+            <w:pict>
+              <v:line w14:anchorId="221F30B1" id="Conector recto 2" o:spid="_x0000_s1026" style="position:absolute;z-index:251668480;visibility:visible;mso-wrap-style:square;mso-wrap-distance-left:9pt;mso-wrap-distance-top:0;mso-wrap-distance-right:9pt;mso-wrap-distance-bottom:0;mso-position-horizontal:absolute;mso-position-horizontal-relative:text;mso-position-vertical:absolute;mso-position-vertical-relative:text" from="0,333.1pt" to="522pt,333.1pt" o:gfxdata="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" strokecolor="#156082 [3204]" strokeweight=".5pt">
+                <v:stroke joinstyle="miter"/>
+              </v:line>
+            </w:pict>
+          </mc:Fallback>
+        </mc:AlternateContent>
+      </w:r>
+      <w:r>
+        <w:rPr>
+          <w:noProof/>
+        </w:rPr>
+        <mc:AlternateContent>
+          <mc:Choice Requires="wps">
+            <w:drawing>
+              <wp:anchor distT="0" distB="0" distL="114300" distR="114300" simplePos="0" relativeHeight="251670528" behindDoc="0" locked="0" layoutInCell="1" allowOverlap="1" wp14:anchorId="1CFCFF7B" wp14:editId="311850ED">
                 <wp:simplePos x="0" y="0"/>
                 <wp:positionH relativeFrom="column">
                   <wp:posOffset>1905</wp:posOffset>
                 </wp:positionH>
                 <wp:positionV relativeFrom="paragraph">
-                  <wp:posOffset>4172651</wp:posOffset>
+                  <wp:posOffset>4003277</wp:posOffset>
                 </wp:positionV>
                 <wp:extent cx="6629400" cy="0"/>
                 <wp:effectExtent l="0" t="0" r="0" b="0"/>
@@ -230,7 +310,7 @@
           </mc:Choice>
           <mc:Fallback>
             <w:pict>
-              <v:line w14:anchorId="4FEC930E" id="Conector recto 2" o:spid="_x0000_s1026" style="position:absolute;z-index:251670528;visibility:visible;mso-wrap-style:square;mso-wrap-distance-left:9pt;mso-wrap-distance-top:0;mso-wrap-distance-right:9pt;mso-wrap-distance-bottom:0;mso-position-horizontal:absolute;mso-position-horizontal-relative:text;mso-position-vertical:absolute;mso-position-vertical-relative:text" from=".15pt,328.55pt" to="522.15pt,328.55pt" o:gfxdata="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" strokecolor="#156082 [3204]" strokeweight=".5pt">
+              <v:line w14:anchorId="4D4A326C" id="Conector recto 2" o:spid="_x0000_s1026" style="position:absolute;z-index:251670528;visibility:visible;mso-wrap-style:square;mso-wrap-distance-left:9pt;mso-wrap-distance-top:0;mso-wrap-distance-right:9pt;mso-wrap-distance-bottom:0;mso-position-horizontal:absolute;mso-position-horizontal-relative:text;mso-position-vertical:absolute;mso-position-vertical-relative:text" from=".15pt,315.2pt" to="522.15pt,315.2pt" o:gfxdata="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" strokecolor="#156082 [3204]" strokeweight=".5pt">
                 <v:stroke joinstyle="miter"/>
               </v:line>
             </w:pict>
@@ -244,76 +324,13 @@
         <mc:AlternateContent>
           <mc:Choice Requires="wps">
             <w:drawing>
-              <wp:anchor distT="0" distB="0" distL="114300" distR="114300" simplePos="0" relativeHeight="251668480" behindDoc="0" locked="0" layoutInCell="1" allowOverlap="1" wp14:anchorId="68E5FC4E" wp14:editId="773E75D7">
+              <wp:anchor distT="0" distB="0" distL="114300" distR="114300" simplePos="0" relativeHeight="251666432" behindDoc="0" locked="0" layoutInCell="1" allowOverlap="1" wp14:anchorId="24EAEB76" wp14:editId="35B2F13D">
                 <wp:simplePos x="0" y="0"/>
                 <wp:positionH relativeFrom="column">
-                  <wp:posOffset>0</wp:posOffset>
+                  <wp:posOffset>-7620</wp:posOffset>
                 </wp:positionH>
                 <wp:positionV relativeFrom="paragraph">
-                  <wp:posOffset>4399583</wp:posOffset>
-                </wp:positionV>
-                <wp:extent cx="6629400" cy="0"/>
-                <wp:effectExtent l="0" t="0" r="0" b="0"/>
-                <wp:wrapNone/>
-                <wp:docPr id="142502236" name="Conector recto 2"/>
-                <wp:cNvGraphicFramePr/>
-                <a:graphic xmlns:a="http://schemas.openxmlformats.org/drawingml/2006/main">
-                  <a:graphicData uri="http://schemas.microsoft.com/office/word/2010/wordprocessingShape">
-                    <wps:wsp>
-                      <wps:cNvCnPr/>
-                      <wps:spPr>
-                        <a:xfrm>
-                          <a:off x="0" y="0"/>
-                          <a:ext cx="6629400" cy="0"/>
-                        </a:xfrm>
-                        <a:prstGeom prst="line">
-                          <a:avLst/>
-                        </a:prstGeom>
-                      </wps:spPr>
-                      <wps:style>
-                        <a:lnRef idx="1">
-                          <a:schemeClr val="accent1"/>
-                        </a:lnRef>
-                        <a:fillRef idx="0">
-                          <a:schemeClr val="accent1"/>
-                        </a:fillRef>
-                        <a:effectRef idx="0">
-                          <a:schemeClr val="accent1"/>
-                        </a:effectRef>
-                        <a:fontRef idx="minor">
-                          <a:schemeClr val="tx1"/>
-                        </a:fontRef>
-                      </wps:style>
-                      <wps:bodyPr/>
-                    </wps:wsp>
-                  </a:graphicData>
-                </a:graphic>
-              </wp:anchor>
-            </w:drawing>
-          </mc:Choice>
-          <mc:Fallback>
-            <w:pict>
-              <v:line w14:anchorId="6BD6BC27" id="Conector recto 2" o:spid="_x0000_s1026" style="position:absolute;z-index:251668480;visibility:visible;mso-wrap-style:square;mso-wrap-distance-left:9pt;mso-wrap-distance-top:0;mso-wrap-distance-right:9pt;mso-wrap-distance-bottom:0;mso-position-horizontal:absolute;mso-position-horizontal-relative:text;mso-position-vertical:absolute;mso-position-vertical-relative:text" from="0,346.4pt" to="522pt,346.4pt" o:gfxdata="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" strokecolor="#156082 [3204]" strokeweight=".5pt">
-                <v:stroke joinstyle="miter"/>
-              </v:line>
-            </w:pict>
-          </mc:Fallback>
-        </mc:AlternateContent>
-      </w:r>
-      <w:r>
-        <w:rPr>
-          <w:noProof/>
-        </w:rPr>
-        <mc:AlternateContent>
-          <mc:Choice Requires="wps">
-            <w:drawing>
-              <wp:anchor distT="0" distB="0" distL="114300" distR="114300" simplePos="0" relativeHeight="251666432" behindDoc="0" locked="0" layoutInCell="1" allowOverlap="1" wp14:anchorId="24EAEB76" wp14:editId="62FD6C1C">
-                <wp:simplePos x="0" y="0"/>
-                <wp:positionH relativeFrom="column">
-                  <wp:posOffset>0</wp:posOffset>
-                </wp:positionH>
-                <wp:positionV relativeFrom="paragraph">
-                  <wp:posOffset>4627946</wp:posOffset>
+                  <wp:posOffset>3773805</wp:posOffset>
                 </wp:positionV>
                 <wp:extent cx="6629400" cy="0"/>
                 <wp:effectExtent l="0" t="0" r="0" b="0"/>
@@ -356,7 +373,7 @@
           </mc:Choice>
           <mc:Fallback>
             <w:pict>
-              <v:line w14:anchorId="6FCAE1AA" id="Conector recto 2" o:spid="_x0000_s1026" style="position:absolute;z-index:251666432;visibility:visible;mso-wrap-style:square;mso-wrap-distance-left:9pt;mso-wrap-distance-top:0;mso-wrap-distance-right:9pt;mso-wrap-distance-bottom:0;mso-position-horizontal:absolute;mso-position-horizontal-relative:text;mso-position-vertical:absolute;mso-position-vertical-relative:text" from="0,364.4pt" to="522pt,364.4pt" o:gfxdata="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" strokecolor="#156082 [3204]" strokeweight=".5pt">
+              <v:line w14:anchorId="1FF17485" id="Conector recto 2" o:spid="_x0000_s1026" style="position:absolute;z-index:251666432;visibility:visible;mso-wrap-style:square;mso-wrap-distance-left:9pt;mso-wrap-distance-top:0;mso-wrap-distance-right:9pt;mso-wrap-distance-bottom:0;mso-position-horizontal:absolute;mso-position-horizontal-relative:text;mso-position-vertical:absolute;mso-position-vertical-relative:text" from="-.6pt,297.15pt" to="521.4pt,297.15pt" o:gfxdata="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" strokecolor="#156082 [3204]" strokeweight=".5pt">
                 <v:stroke joinstyle="miter"/>
               </v:line>
             </w:pict>
@@ -370,13 +387,76 @@
         <mc:AlternateContent>
           <mc:Choice Requires="wps">
             <w:drawing>
-              <wp:anchor distT="0" distB="0" distL="114300" distR="114300" simplePos="0" relativeHeight="251663360" behindDoc="0" locked="0" layoutInCell="1" allowOverlap="1" wp14:anchorId="042DD995" wp14:editId="37EBE7DC">
+              <wp:anchor distT="0" distB="0" distL="114300" distR="114300" simplePos="0" relativeHeight="251659264" behindDoc="0" locked="0" layoutInCell="1" allowOverlap="1" wp14:anchorId="6E39BAA5" wp14:editId="24EDA5B0">
+                <wp:simplePos x="0" y="0"/>
+                <wp:positionH relativeFrom="column">
+                  <wp:posOffset>0</wp:posOffset>
+                </wp:positionH>
+                <wp:positionV relativeFrom="paragraph">
+                  <wp:posOffset>8113793</wp:posOffset>
+                </wp:positionV>
+                <wp:extent cx="6629400" cy="0"/>
+                <wp:effectExtent l="0" t="0" r="0" b="0"/>
+                <wp:wrapNone/>
+                <wp:docPr id="755999628" name="Conector recto 1"/>
+                <wp:cNvGraphicFramePr/>
+                <a:graphic xmlns:a="http://schemas.openxmlformats.org/drawingml/2006/main">
+                  <a:graphicData uri="http://schemas.microsoft.com/office/word/2010/wordprocessingShape">
+                    <wps:wsp>
+                      <wps:cNvCnPr/>
+                      <wps:spPr>
+                        <a:xfrm>
+                          <a:off x="0" y="0"/>
+                          <a:ext cx="6629400" cy="0"/>
+                        </a:xfrm>
+                        <a:prstGeom prst="line">
+                          <a:avLst/>
+                        </a:prstGeom>
+                      </wps:spPr>
+                      <wps:style>
+                        <a:lnRef idx="1">
+                          <a:schemeClr val="accent1"/>
+                        </a:lnRef>
+                        <a:fillRef idx="0">
+                          <a:schemeClr val="accent1"/>
+                        </a:fillRef>
+                        <a:effectRef idx="0">
+                          <a:schemeClr val="accent1"/>
+                        </a:effectRef>
+                        <a:fontRef idx="minor">
+                          <a:schemeClr val="tx1"/>
+                        </a:fontRef>
+                      </wps:style>
+                      <wps:bodyPr/>
+                    </wps:wsp>
+                  </a:graphicData>
+                </a:graphic>
+              </wp:anchor>
+            </w:drawing>
+          </mc:Choice>
+          <mc:Fallback>
+            <w:pict>
+              <v:line w14:anchorId="17A49B45" id="Conector recto 1" o:spid="_x0000_s1026" style="position:absolute;z-index:251659264;visibility:visible;mso-wrap-style:square;mso-wrap-distance-left:9pt;mso-wrap-distance-top:0;mso-wrap-distance-right:9pt;mso-wrap-distance-bottom:0;mso-position-horizontal:absolute;mso-position-horizontal-relative:text;mso-position-vertical:absolute;mso-position-vertical-relative:text" from="0,638.9pt" to="522pt,638.9pt" o:gfxdata="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" strokecolor="#156082 [3204]" strokeweight=".5pt">
+                <v:stroke joinstyle="miter"/>
+              </v:line>
+            </w:pict>
+          </mc:Fallback>
+        </mc:AlternateContent>
+      </w:r>
+      <w:r>
+        <w:rPr>
+          <w:noProof/>
+        </w:rPr>
+        <mc:AlternateContent>
+          <mc:Choice Requires="wps">
+            <w:drawing>
+              <wp:anchor distT="0" distB="0" distL="114300" distR="114300" simplePos="0" relativeHeight="251663360" behindDoc="0" locked="0" layoutInCell="1" allowOverlap="1" wp14:anchorId="042DD995" wp14:editId="72AD37C2">
                 <wp:simplePos x="0" y="0"/>
                 <wp:positionH relativeFrom="column">
                   <wp:posOffset>1905</wp:posOffset>
                 </wp:positionH>
                 <wp:positionV relativeFrom="paragraph">
-                  <wp:posOffset>8400633</wp:posOffset>
+                  <wp:posOffset>8347075</wp:posOffset>
                 </wp:positionV>
                 <wp:extent cx="6629400" cy="0"/>
                 <wp:effectExtent l="0" t="0" r="0" b="0"/>
@@ -419,7 +499,7 @@
           </mc:Choice>
           <mc:Fallback>
             <w:pict>
-              <v:line w14:anchorId="2B2B2501" id="Conector recto 1" o:spid="_x0000_s1026" style="position:absolute;z-index:251663360;visibility:visible;mso-wrap-style:square;mso-wrap-distance-left:9pt;mso-wrap-distance-top:0;mso-wrap-distance-right:9pt;mso-wrap-distance-bottom:0;mso-position-horizontal:absolute;mso-position-horizontal-relative:text;mso-position-vertical:absolute;mso-position-vertical-relative:text" from=".15pt,661.45pt" to="522.15pt,661.45pt" o:gfxdata="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" strokecolor="#156082 [3204]" strokeweight=".5pt">
+              <v:line w14:anchorId="44435BC4" id="Conector recto 1" o:spid="_x0000_s1026" style="position:absolute;z-index:251663360;visibility:visible;mso-wrap-style:square;mso-wrap-distance-left:9pt;mso-wrap-distance-top:0;mso-wrap-distance-right:9pt;mso-wrap-distance-bottom:0;mso-position-horizontal:absolute;mso-position-horizontal-relative:text;mso-position-vertical:absolute;mso-position-vertical-relative:text" from=".15pt,657.25pt" to="522.15pt,657.25pt" o:gfxdata="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" strokecolor="#156082 [3204]" strokeweight=".5pt">
                 <v:stroke joinstyle="miter"/>
               </v:line>
             </w:pict>
@@ -433,13 +513,13 @@
         <mc:AlternateContent>
           <mc:Choice Requires="wps">
             <w:drawing>
-              <wp:anchor distT="0" distB="0" distL="114300" distR="114300" simplePos="0" relativeHeight="251661312" behindDoc="0" locked="0" layoutInCell="1" allowOverlap="1" wp14:anchorId="23638CE6" wp14:editId="3DA9695F">
+              <wp:anchor distT="0" distB="0" distL="114300" distR="114300" simplePos="0" relativeHeight="251661312" behindDoc="0" locked="0" layoutInCell="1" allowOverlap="1" wp14:anchorId="23638CE6" wp14:editId="265F851F">
                 <wp:simplePos x="0" y="0"/>
                 <wp:positionH relativeFrom="column">
                   <wp:posOffset>-635</wp:posOffset>
                 </wp:positionH>
                 <wp:positionV relativeFrom="paragraph">
-                  <wp:posOffset>8630740</wp:posOffset>
+                  <wp:posOffset>8573770</wp:posOffset>
                 </wp:positionV>
                 <wp:extent cx="6629400" cy="0"/>
                 <wp:effectExtent l="0" t="0" r="0" b="0"/>
@@ -482,70 +562,7 @@
           </mc:Choice>
           <mc:Fallback>
             <w:pict>
-              <v:line w14:anchorId="5574747C" id="Conector recto 1" o:spid="_x0000_s1026" style="position:absolute;z-index:251661312;visibility:visible;mso-wrap-style:square;mso-wrap-distance-left:9pt;mso-wrap-distance-top:0;mso-wrap-distance-right:9pt;mso-wrap-distance-bottom:0;mso-position-horizontal:absolute;mso-position-horizontal-relative:text;mso-position-vertical:absolute;mso-position-vertical-relative:text" from="-.05pt,679.6pt" to="521.95pt,679.6pt" o:gfxdata="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" strokecolor="#156082 [3204]" strokeweight=".5pt">
-                <v:stroke joinstyle="miter"/>
-              </v:line>
-            </w:pict>
-          </mc:Fallback>
-        </mc:AlternateContent>
-      </w:r>
-      <w:r>
-        <w:rPr>
-          <w:noProof/>
-        </w:rPr>
-        <mc:AlternateContent>
-          <mc:Choice Requires="wps">
-            <w:drawing>
-              <wp:anchor distT="0" distB="0" distL="114300" distR="114300" simplePos="0" relativeHeight="251659264" behindDoc="0" locked="0" layoutInCell="1" allowOverlap="1" wp14:anchorId="6E39BAA5" wp14:editId="3DB28CB6">
-                <wp:simplePos x="0" y="0"/>
-                <wp:positionH relativeFrom="column">
-                  <wp:posOffset>0</wp:posOffset>
-                </wp:positionH>
-                <wp:positionV relativeFrom="paragraph">
-                  <wp:posOffset>8856563</wp:posOffset>
-                </wp:positionV>
-                <wp:extent cx="6629400" cy="0"/>
-                <wp:effectExtent l="0" t="0" r="0" b="0"/>
-                <wp:wrapNone/>
-                <wp:docPr id="755999628" name="Conector recto 1"/>
-                <wp:cNvGraphicFramePr/>
-                <a:graphic xmlns:a="http://schemas.openxmlformats.org/drawingml/2006/main">
-                  <a:graphicData uri="http://schemas.microsoft.com/office/word/2010/wordprocessingShape">
-                    <wps:wsp>
-                      <wps:cNvCnPr/>
-                      <wps:spPr>
-                        <a:xfrm>
-                          <a:off x="0" y="0"/>
-                          <a:ext cx="6629400" cy="0"/>
-                        </a:xfrm>
-                        <a:prstGeom prst="line">
-                          <a:avLst/>
-                        </a:prstGeom>
-                      </wps:spPr>
-                      <wps:style>
-                        <a:lnRef idx="1">
-                          <a:schemeClr val="accent1"/>
-                        </a:lnRef>
-                        <a:fillRef idx="0">
-                          <a:schemeClr val="accent1"/>
-                        </a:fillRef>
-                        <a:effectRef idx="0">
-                          <a:schemeClr val="accent1"/>
-                        </a:effectRef>
-                        <a:fontRef idx="minor">
-                          <a:schemeClr val="tx1"/>
-                        </a:fontRef>
-                      </wps:style>
-                      <wps:bodyPr/>
-                    </wps:wsp>
-                  </a:graphicData>
-                </a:graphic>
-              </wp:anchor>
-            </w:drawing>
-          </mc:Choice>
-          <mc:Fallback>
-            <w:pict>
-              <v:line w14:anchorId="2579F420" id="Conector recto 1" o:spid="_x0000_s1026" style="position:absolute;z-index:251659264;visibility:visible;mso-wrap-style:square;mso-wrap-distance-left:9pt;mso-wrap-distance-top:0;mso-wrap-distance-right:9pt;mso-wrap-distance-bottom:0;mso-position-horizontal:absolute;mso-position-horizontal-relative:text;mso-position-vertical:absolute;mso-position-vertical-relative:text" from="0,697.35pt" to="522pt,697.35pt" o:gfxdata="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" strokecolor="#156082 [3204]" strokeweight=".5pt">
+              <v:line w14:anchorId="16B4C053" id="Conector recto 1" o:spid="_x0000_s1026" style="position:absolute;z-index:251661312;visibility:visible;mso-wrap-style:square;mso-wrap-distance-left:9pt;mso-wrap-distance-top:0;mso-wrap-distance-right:9pt;mso-wrap-distance-bottom:0;mso-position-horizontal:absolute;mso-position-horizontal-relative:text;mso-position-vertical:absolute;mso-position-vertical-relative:text" from="-.05pt,675.1pt" to="521.95pt,675.1pt" o:gfxdata="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" strokecolor="#156082 [3204]" strokeweight=".5pt">
                 <v:stroke joinstyle="miter"/>
               </v:line>
             </w:pict>
